--- a/Dokumentacja.docx
+++ b/Dokumentacja.docx
@@ -10,6 +10,30 @@
     <w:p>
       <w:r>
         <w:t>Cel projektu:</w:t>
+      </w:r>
+      <w:r>
+        <w:t xml:space="preserve"> </w:t>
+      </w:r>
+      <w:proofErr w:type="spellStart"/>
+      <w:r>
+        <w:t>Zrekreować</w:t>
+      </w:r>
+      <w:proofErr w:type="spellEnd"/>
+      <w:r>
+        <w:t xml:space="preserve"> kultową grę saper z stawianiem flag, kopaniem.</w:t>
+      </w:r>
+    </w:p>
+    <w:p>
+      <w:r>
+        <w:t xml:space="preserve">1.06.26: </w:t>
+      </w:r>
+      <w:proofErr w:type="spellStart"/>
+      <w:r>
+        <w:t>Placeholder</w:t>
+      </w:r>
+      <w:proofErr w:type="spellEnd"/>
+      <w:r>
+        <w:t xml:space="preserve"> tablica dwuwymiarowa wypisana w konsoli</w:t>
       </w:r>
     </w:p>
     <w:sectPr>

--- a/Dokumentacja.docx
+++ b/Dokumentacja.docx
@@ -20,7 +20,13 @@
       </w:r>
       <w:proofErr w:type="spellEnd"/>
       <w:r>
-        <w:t xml:space="preserve"> kultową grę saper z stawianiem flag, kopaniem.</w:t>
+        <w:t xml:space="preserve"> kultową grę </w:t>
+      </w:r>
+      <w:r>
+        <w:t>saper</w:t>
+      </w:r>
+      <w:r>
+        <w:t>.</w:t>
       </w:r>
     </w:p>
     <w:p>
@@ -34,6 +40,11 @@
       <w:proofErr w:type="spellEnd"/>
       <w:r>
         <w:t xml:space="preserve"> tablica dwuwymiarowa wypisana w konsoli</w:t>
+      </w:r>
+    </w:p>
+    <w:p>
+      <w:r>
+        <w:t>3.06.26 menu główne</w:t>
       </w:r>
     </w:p>
     <w:sectPr>

--- a/Dokumentacja.docx
+++ b/Dokumentacja.docx
@@ -45,6 +45,11 @@
     <w:p>
       <w:r>
         <w:t>3.06.26 menu główne</w:t>
+      </w:r>
+    </w:p>
+    <w:p>
+      <w:r>
+        <w:t>10.06.26 Losowo generowane pozycje bomb</w:t>
       </w:r>
     </w:p>
     <w:sectPr>

--- a/Dokumentacja.docx
+++ b/Dokumentacja.docx
@@ -50,6 +50,11 @@
     <w:p>
       <w:r>
         <w:t>10.06.26 Losowo generowane pozycje bomb</w:t>
+      </w:r>
+    </w:p>
+    <w:p>
+      <w:r>
+        <w:t>11.06.26 logika pustych pól sąsiadujących z bombami</w:t>
       </w:r>
     </w:p>
     <w:sectPr>

--- a/Dokumentacja.docx
+++ b/Dokumentacja.docx
@@ -55,6 +55,27 @@
     <w:p>
       <w:r>
         <w:t>11.06.26 logika pustych pól sąsiadujących z bombami</w:t>
+      </w:r>
+    </w:p>
+    <w:p>
+      <w:r>
+        <w:t xml:space="preserve">03.07 </w:t>
+      </w:r>
+      <w:r>
+        <w:t xml:space="preserve">uproszczenie logiki(zapomniałem zaktualizować na </w:t>
+      </w:r>
+      <w:proofErr w:type="spellStart"/>
+      <w:r>
+        <w:t>githubie</w:t>
+      </w:r>
+      <w:proofErr w:type="spellEnd"/>
+    </w:p>
+    <w:p>
+      <w:r>
+        <w:t>30.07</w:t>
+      </w:r>
+      <w:r>
+        <w:t>stworzenie wyboru kolumny i wierszu, poprawienie menu głównego i dokończenie gry.</w:t>
       </w:r>
     </w:p>
     <w:sectPr>
